--- a/Bases de Datos II/Parciales/Parcial 3 - Integracion casos y cierre de proyecto - SOLUCION.docx
+++ b/Bases de Datos II/Parciales/Parcial 3 - Integracion casos y cierre de proyecto - SOLUCION.docx
@@ -587,7 +587,7 @@
           <w:color w:val="2B2B2B"/>
           <w:sz w:val="22"/>
         </w:rPr>
-        <w:t xml:space="preserve">    b) Embebir contraseñas en el código fuente público</w:t>
+        <w:t xml:space="preserve">    b) Escribir contraseñas dentro del código fuente público</w:t>
       </w:r>
     </w:p>
     <w:p>
